--- a/thesis.docx
+++ b/thesis.docx
@@ -7679,16 +7679,18 @@
         <w:t xml:space="preserve">(Papadimitriou 2023)</w:t>
       </w:r>
       <w:r>
-        <w:t xml:space="preserve">. Probably one of the most important connections between topology and geography is the Four Colour Theorem, proposed by Francis Guthrie in 1852. It states that any planar map consisting of polygons can be coloured using only four colours without any pair of neighbouring polygons sharing the same colour. The theorem was proven more than a hundred years later by</w:t>
-      </w:r>
-      <w:r>
-        <w:t xml:space="preserve"> </w:t>
-      </w:r>
-      <w:r>
-        <w:t xml:space="preserve">Appel and Haken (1977)</w:t>
-      </w:r>
-      <w:r>
-        <w:t xml:space="preserve">, and it relied entirely on topological principles, specifically polygonal adjacency.</w:t>
+        <w:t xml:space="preserve">. Topology is of particular relevance to this thesis, since correctly identified topological relationships underpin the accurate construction of contiguity-based spatial weight matrices</w:t>
+      </w:r>
+      <w:r>
+        <w:t xml:space="preserve"> </w:t>
+      </w:r>
+      <m:oMath>
+        <m:r>
+          <m:t>W</m:t>
+        </m:r>
+      </m:oMath>
+      <w:r>
+        <w:t xml:space="preserve">.</w:t>
       </w:r>
     </w:p>
     <w:p>
@@ -7722,7 +7724,7 @@
         <w:pStyle w:val="BodyText"/>
       </w:pPr>
       <w:r>
-        <w:t xml:space="preserve">This chapter shall explore..</w:t>
+        <w:t xml:space="preserve">This chapter first introduces topological models as the general GIS concept underlying topology, then examines topological validity, focusing on polygonal coverage and methods for its correction.</w:t>
       </w:r>
     </w:p>
     <w:bookmarkStart w:id="76" w:name="topological-models"/>
@@ -9871,7 +9873,7 @@
         <w:t xml:space="preserve"> </w:t>
       </w:r>
       <w:r>
-        <w:t xml:space="preserve">predicate — gap polygons are not covered by any input polygon, since no input geometry claims that space.</w:t>
+        <w:t xml:space="preserve">predicate - gap polygons are not covered by any input polygon, since no input geometry claims that space.</w:t>
       </w:r>
     </w:p>
     <w:p>
@@ -12414,7 +12416,7 @@
     </w:p>
     <w:bookmarkEnd w:id="120"/>
     <w:bookmarkEnd w:id="121"/>
-    <w:bookmarkStart w:id="272" w:name="discussion"/>
+    <w:bookmarkStart w:id="270" w:name="discussion"/>
     <w:p>
       <w:pPr>
         <w:pStyle w:val="Heading1"/>
@@ -12423,7 +12425,7 @@
         <w:t xml:space="preserve">Discussion</w:t>
       </w:r>
     </w:p>
-    <w:bookmarkStart w:id="271" w:name="refs"/>
+    <w:bookmarkStart w:id="269" w:name="refs"/>
     <w:bookmarkStart w:id="123" w:name="ref-amrhein1997"/>
     <w:p>
       <w:pPr>
@@ -12629,80 +12631,7 @@
       </w:r>
     </w:p>
     <w:bookmarkEnd w:id="129"/>
-    <w:bookmarkStart w:id="131" w:name="ref-appel1977fourcolor1"/>
-    <w:p>
-      <w:pPr>
-        <w:pStyle w:val="Bibliography"/>
-      </w:pPr>
-      <w:r>
-        <w:t xml:space="preserve">Appel, Kenneth, and Wolfgang Haken. 1977.</w:t>
-      </w:r>
-      <w:r>
-        <w:t xml:space="preserve"> </w:t>
-      </w:r>
-      <w:r>
-        <w:t xml:space="preserve">“Every Planar Map Is Four Colorable.</w:t>
-      </w:r>
-      <w:r>
-        <w:t xml:space="preserve"> </w:t>
-      </w:r>
-      <w:r>
-        <w:t xml:space="preserve">P</w:t>
-      </w:r>
-      <w:r>
-        <w:t xml:space="preserve">art</w:t>
-      </w:r>
-      <w:r>
-        <w:t xml:space="preserve"> </w:t>
-      </w:r>
-      <w:r>
-        <w:t xml:space="preserve">I</w:t>
-      </w:r>
-      <w:r>
-        <w:t xml:space="preserve">:</w:t>
-      </w:r>
-      <w:r>
-        <w:t xml:space="preserve"> </w:t>
-      </w:r>
-      <w:r>
-        <w:t xml:space="preserve">D</w:t>
-      </w:r>
-      <w:r>
-        <w:t xml:space="preserve">ischarging.”</w:t>
-      </w:r>
-      <w:r>
-        <w:t xml:space="preserve"> </w:t>
-      </w:r>
-      <w:r>
-        <w:rPr>
-          <w:i/>
-          <w:iCs/>
-        </w:rPr>
-        <w:t xml:space="preserve">Illinois Journal of Mathematics</w:t>
-      </w:r>
-      <w:r>
-        <w:t xml:space="preserve"> </w:t>
-      </w:r>
-      <w:r>
-        <w:t xml:space="preserve">21 (3): 429–90.</w:t>
-      </w:r>
-      <w:r>
-        <w:t xml:space="preserve"> </w:t>
-      </w:r>
-      <w:hyperlink r:id="rId130">
-        <w:r>
-          <w:rPr>
-            <w:rStyle w:val="Hyperlink"/>
-          </w:rPr>
-          <w:t xml:space="preserve">https://doi.org/10.1215/ijm/1256049011</w:t>
-        </w:r>
-      </w:hyperlink>
-      <w:r>
-        <w:t xml:space="preserve">.</w:t>
-      </w:r>
-    </w:p>
-    <w:bookmarkEnd w:id="131"/>
-    <w:bookmarkStart w:id="133" w:name="ref-arbia2011"/>
+    <w:bookmarkStart w:id="131" w:name="ref-arbia2011"/>
     <w:p>
       <w:pPr>
         <w:pStyle w:val="Bibliography"/>
@@ -12735,7 +12664,7 @@
       <w:r>
         <w:t xml:space="preserve"> </w:t>
       </w:r>
-      <w:hyperlink r:id="rId132">
+      <w:hyperlink r:id="rId130">
         <w:r>
           <w:rPr>
             <w:rStyle w:val="Hyperlink"/>
@@ -12747,8 +12676,8 @@
         <w:t xml:space="preserve">.</w:t>
       </w:r>
     </w:p>
-    <w:bookmarkEnd w:id="133"/>
-    <w:bookmarkStart w:id="135" w:name="ref-AssuncaoSkater"/>
+    <w:bookmarkEnd w:id="131"/>
+    <w:bookmarkStart w:id="133" w:name="ref-AssuncaoSkater"/>
     <w:p>
       <w:pPr>
         <w:pStyle w:val="Bibliography"/>
@@ -12781,7 +12710,7 @@
       <w:r>
         <w:t xml:space="preserve"> </w:t>
       </w:r>
-      <w:hyperlink r:id="rId134">
+      <w:hyperlink r:id="rId132">
         <w:r>
           <w:rPr>
             <w:rStyle w:val="Hyperlink"/>
@@ -12793,8 +12722,8 @@
         <w:t xml:space="preserve">.</w:t>
       </w:r>
     </w:p>
-    <w:bookmarkEnd w:id="135"/>
-    <w:bookmarkStart w:id="137" w:name="ref-atkinson2000"/>
+    <w:bookmarkEnd w:id="133"/>
+    <w:bookmarkStart w:id="135" w:name="ref-atkinson2000"/>
     <w:p>
       <w:pPr>
         <w:pStyle w:val="Bibliography"/>
@@ -12827,7 +12756,7 @@
       <w:r>
         <w:t xml:space="preserve"> </w:t>
       </w:r>
-      <w:hyperlink r:id="rId136">
+      <w:hyperlink r:id="rId134">
         <w:r>
           <w:rPr>
             <w:rStyle w:val="Hyperlink"/>
@@ -12839,8 +12768,8 @@
         <w:t xml:space="preserve">.</w:t>
       </w:r>
     </w:p>
-    <w:bookmarkEnd w:id="137"/>
-    <w:bookmarkStart w:id="139" w:name="ref-berche2009"/>
+    <w:bookmarkEnd w:id="135"/>
+    <w:bookmarkStart w:id="137" w:name="ref-berche2009"/>
     <w:p>
       <w:pPr>
         <w:pStyle w:val="Bibliography"/>
@@ -12873,7 +12802,7 @@
       <w:r>
         <w:t xml:space="preserve"> </w:t>
       </w:r>
-      <w:hyperlink r:id="rId138">
+      <w:hyperlink r:id="rId136">
         <w:r>
           <w:rPr>
             <w:rStyle w:val="Hyperlink"/>
@@ -12885,8 +12814,8 @@
         <w:t xml:space="preserve">.</w:t>
       </w:r>
     </w:p>
-    <w:bookmarkEnd w:id="139"/>
-    <w:bookmarkStart w:id="141" w:name="ref-berezin2015"/>
+    <w:bookmarkEnd w:id="137"/>
+    <w:bookmarkStart w:id="139" w:name="ref-berezin2015"/>
     <w:p>
       <w:pPr>
         <w:pStyle w:val="Bibliography"/>
@@ -12919,7 +12848,7 @@
       <w:r>
         <w:t xml:space="preserve"> </w:t>
       </w:r>
-      <w:hyperlink r:id="rId140">
+      <w:hyperlink r:id="rId138">
         <w:r>
           <w:rPr>
             <w:rStyle w:val="Hyperlink"/>
@@ -12931,8 +12860,8 @@
         <w:t xml:space="preserve">.</w:t>
       </w:r>
     </w:p>
-    <w:bookmarkEnd w:id="141"/>
-    <w:bookmarkStart w:id="143" w:name="ref-spdep"/>
+    <w:bookmarkEnd w:id="139"/>
+    <w:bookmarkStart w:id="141" w:name="ref-spdep"/>
     <w:p>
       <w:pPr>
         <w:pStyle w:val="Bibliography"/>
@@ -12965,7 +12894,7 @@
       <w:r>
         <w:t xml:space="preserve"> </w:t>
       </w:r>
-      <w:hyperlink r:id="rId142">
+      <w:hyperlink r:id="rId140">
         <w:r>
           <w:rPr>
             <w:rStyle w:val="Hyperlink"/>
@@ -12977,8 +12906,8 @@
         <w:t xml:space="preserve">.</w:t>
       </w:r>
     </w:p>
-    <w:bookmarkEnd w:id="143"/>
-    <w:bookmarkStart w:id="145" w:name="ref-bradley2017"/>
+    <w:bookmarkEnd w:id="141"/>
+    <w:bookmarkStart w:id="143" w:name="ref-bradley2017"/>
     <w:p>
       <w:pPr>
         <w:pStyle w:val="Bibliography"/>
@@ -13011,7 +12940,7 @@
       <w:r>
         <w:t xml:space="preserve"> </w:t>
       </w:r>
-      <w:hyperlink r:id="rId144">
+      <w:hyperlink r:id="rId142">
         <w:r>
           <w:rPr>
             <w:rStyle w:val="Hyperlink"/>
@@ -13023,8 +12952,8 @@
         <w:t xml:space="preserve">.</w:t>
       </w:r>
     </w:p>
-    <w:bookmarkEnd w:id="145"/>
-    <w:bookmarkStart w:id="147" w:name="ref-cantor1874"/>
+    <w:bookmarkEnd w:id="143"/>
+    <w:bookmarkStart w:id="145" w:name="ref-cantor1874"/>
     <w:p>
       <w:pPr>
         <w:pStyle w:val="Bibliography"/>
@@ -13090,7 +13019,7 @@
       <w:r>
         <w:t xml:space="preserve"> </w:t>
       </w:r>
-      <w:hyperlink r:id="rId146">
+      <w:hyperlink r:id="rId144">
         <w:r>
           <w:rPr>
             <w:rStyle w:val="Hyperlink"/>
@@ -13102,8 +13031,8 @@
         <w:t xml:space="preserve">.</w:t>
       </w:r>
     </w:p>
-    <w:bookmarkEnd w:id="147"/>
-    <w:bookmarkStart w:id="148" w:name="ref-chrisman"/>
+    <w:bookmarkEnd w:id="145"/>
+    <w:bookmarkStart w:id="146" w:name="ref-chrisman"/>
     <w:p>
       <w:pPr>
         <w:pStyle w:val="Bibliography"/>
@@ -13118,8 +13047,8 @@
         <w:t xml:space="preserve">“A Theory of Cartographic Error and Its Measurement in Digital Data Bases.”</w:t>
       </w:r>
     </w:p>
-    <w:bookmarkEnd w:id="148"/>
-    <w:bookmarkStart w:id="150" w:name="ref-clementiniSmallSetFormal1993"/>
+    <w:bookmarkEnd w:id="146"/>
+    <w:bookmarkStart w:id="148" w:name="ref-clementiniSmallSetFormal1993"/>
     <w:p>
       <w:pPr>
         <w:pStyle w:val="Bibliography"/>
@@ -13169,7 +13098,7 @@
       <w:r>
         <w:t xml:space="preserve"> </w:t>
       </w:r>
-      <w:hyperlink r:id="rId149">
+      <w:hyperlink r:id="rId147">
         <w:r>
           <w:rPr>
             <w:rStyle w:val="Hyperlink"/>
@@ -13181,8 +13110,8 @@
         <w:t xml:space="preserve">.</w:t>
       </w:r>
     </w:p>
-    <w:bookmarkEnd w:id="150"/>
-    <w:bookmarkStart w:id="152" w:name="ref-cohen2000"/>
+    <w:bookmarkEnd w:id="148"/>
+    <w:bookmarkStart w:id="150" w:name="ref-cohen2000"/>
     <w:p>
       <w:pPr>
         <w:pStyle w:val="Bibliography"/>
@@ -13199,7 +13128,7 @@
       <w:r>
         <w:t xml:space="preserve"> </w:t>
       </w:r>
-      <w:hyperlink r:id="rId151">
+      <w:hyperlink r:id="rId149">
         <w:r>
           <w:rPr>
             <w:rStyle w:val="Hyperlink"/>
@@ -13211,8 +13140,8 @@
         <w:t xml:space="preserve">.</w:t>
       </w:r>
     </w:p>
-    <w:bookmarkEnd w:id="152"/>
-    <w:bookmarkStart w:id="154" w:name="ref-declercq2009"/>
+    <w:bookmarkEnd w:id="150"/>
+    <w:bookmarkStart w:id="152" w:name="ref-declercq2009"/>
     <w:p>
       <w:pPr>
         <w:pStyle w:val="Bibliography"/>
@@ -13245,7 +13174,7 @@
       <w:r>
         <w:t xml:space="preserve"> </w:t>
       </w:r>
-      <w:hyperlink r:id="rId153">
+      <w:hyperlink r:id="rId151">
         <w:r>
           <w:rPr>
             <w:rStyle w:val="Hyperlink"/>
@@ -13257,8 +13186,8 @@
         <w:t xml:space="preserve">.</w:t>
       </w:r>
     </w:p>
-    <w:bookmarkEnd w:id="154"/>
-    <w:bookmarkStart w:id="156" w:name="ref-delafontaine2009"/>
+    <w:bookmarkEnd w:id="152"/>
+    <w:bookmarkStart w:id="154" w:name="ref-delafontaine2009"/>
     <w:p>
       <w:pPr>
         <w:pStyle w:val="Bibliography"/>
@@ -13291,7 +13220,7 @@
       <w:r>
         <w:t xml:space="preserve"> </w:t>
       </w:r>
-      <w:hyperlink r:id="rId155">
+      <w:hyperlink r:id="rId153">
         <w:r>
           <w:rPr>
             <w:rStyle w:val="Hyperlink"/>
@@ -13303,8 +13232,8 @@
         <w:t xml:space="preserve">.</w:t>
       </w:r>
     </w:p>
-    <w:bookmarkEnd w:id="156"/>
-    <w:bookmarkStart w:id="158" w:name="ref-dong2019"/>
+    <w:bookmarkEnd w:id="154"/>
+    <w:bookmarkStart w:id="156" w:name="ref-dong2019"/>
     <w:p>
       <w:pPr>
         <w:pStyle w:val="Bibliography"/>
@@ -13337,7 +13266,7 @@
       <w:r>
         <w:t xml:space="preserve"> </w:t>
       </w:r>
-      <w:hyperlink r:id="rId157">
+      <w:hyperlink r:id="rId155">
         <w:r>
           <w:rPr>
             <w:rStyle w:val="Hyperlink"/>
@@ -13349,8 +13278,8 @@
         <w:t xml:space="preserve">.</w:t>
       </w:r>
     </w:p>
-    <w:bookmarkEnd w:id="158"/>
-    <w:bookmarkStart w:id="160" w:name="ref-duan2014"/>
+    <w:bookmarkEnd w:id="156"/>
+    <w:bookmarkStart w:id="158" w:name="ref-duan2014"/>
     <w:p>
       <w:pPr>
         <w:pStyle w:val="Bibliography"/>
@@ -13383,7 +13312,7 @@
       <w:r>
         <w:t xml:space="preserve"> </w:t>
       </w:r>
-      <w:hyperlink r:id="rId159">
+      <w:hyperlink r:id="rId157">
         <w:r>
           <w:rPr>
             <w:rStyle w:val="Hyperlink"/>
@@ -13395,8 +13324,8 @@
         <w:t xml:space="preserve">.</w:t>
       </w:r>
     </w:p>
-    <w:bookmarkEnd w:id="160"/>
-    <w:bookmarkStart w:id="162" w:name="ref-duque2012"/>
+    <w:bookmarkEnd w:id="158"/>
+    <w:bookmarkStart w:id="160" w:name="ref-duque2012"/>
     <w:p>
       <w:pPr>
         <w:pStyle w:val="Bibliography"/>
@@ -13451,7 +13380,7 @@
       <w:r>
         <w:t xml:space="preserve"> </w:t>
       </w:r>
-      <w:hyperlink r:id="rId161">
+      <w:hyperlink r:id="rId159">
         <w:r>
           <w:rPr>
             <w:rStyle w:val="Hyperlink"/>
@@ -13463,8 +13392,8 @@
         <w:t xml:space="preserve">.</w:t>
       </w:r>
     </w:p>
-    <w:bookmarkEnd w:id="162"/>
-    <w:bookmarkStart w:id="164" w:name="ref-duque2007"/>
+    <w:bookmarkEnd w:id="160"/>
+    <w:bookmarkStart w:id="162" w:name="ref-duque2007"/>
     <w:p>
       <w:pPr>
         <w:pStyle w:val="Bibliography"/>
@@ -13497,7 +13426,7 @@
       <w:r>
         <w:t xml:space="preserve"> </w:t>
       </w:r>
-      <w:hyperlink r:id="rId163">
+      <w:hyperlink r:id="rId161">
         <w:r>
           <w:rPr>
             <w:rStyle w:val="Hyperlink"/>
@@ -13509,8 +13438,8 @@
         <w:t xml:space="preserve">.</w:t>
       </w:r>
     </w:p>
-    <w:bookmarkEnd w:id="164"/>
-    <w:bookmarkStart w:id="166" w:name="X4b576faf1cdd06ea299c807a691533949b2cb1b"/>
+    <w:bookmarkEnd w:id="162"/>
+    <w:bookmarkStart w:id="164" w:name="X4b576faf1cdd06ea299c807a691533949b2cb1b"/>
     <w:p>
       <w:pPr>
         <w:pStyle w:val="Bibliography"/>
@@ -13543,7 +13472,7 @@
       <w:r>
         <w:t xml:space="preserve"> </w:t>
       </w:r>
-      <w:hyperlink r:id="rId165">
+      <w:hyperlink r:id="rId163">
         <w:r>
           <w:rPr>
             <w:rStyle w:val="Hyperlink"/>
@@ -13555,8 +13484,8 @@
         <w:t xml:space="preserve">.</w:t>
       </w:r>
     </w:p>
-    <w:bookmarkEnd w:id="166"/>
-    <w:bookmarkStart w:id="168" w:name="ref-farber2009"/>
+    <w:bookmarkEnd w:id="164"/>
+    <w:bookmarkStart w:id="166" w:name="ref-farber2009"/>
     <w:p>
       <w:pPr>
         <w:pStyle w:val="Bibliography"/>
@@ -13589,7 +13518,7 @@
       <w:r>
         <w:t xml:space="preserve"> </w:t>
       </w:r>
-      <w:hyperlink r:id="rId167">
+      <w:hyperlink r:id="rId165">
         <w:r>
           <w:rPr>
             <w:rStyle w:val="Hyperlink"/>
@@ -13601,8 +13530,8 @@
         <w:t xml:space="preserve">.</w:t>
       </w:r>
     </w:p>
-    <w:bookmarkEnd w:id="168"/>
-    <w:bookmarkStart w:id="170" w:name="ref-handbook2010"/>
+    <w:bookmarkEnd w:id="166"/>
+    <w:bookmarkStart w:id="168" w:name="ref-handbook2010"/>
     <w:p>
       <w:pPr>
         <w:pStyle w:val="Bibliography"/>
@@ -13626,7 +13555,7 @@
       <w:r>
         <w:t xml:space="preserve"> </w:t>
       </w:r>
-      <w:hyperlink r:id="rId169">
+      <w:hyperlink r:id="rId167">
         <w:r>
           <w:rPr>
             <w:rStyle w:val="Hyperlink"/>
@@ -13638,8 +13567,8 @@
         <w:t xml:space="preserve">.</w:t>
       </w:r>
     </w:p>
-    <w:bookmarkEnd w:id="170"/>
-    <w:bookmarkStart w:id="172" w:name="ref-fisher1999models"/>
+    <w:bookmarkEnd w:id="168"/>
+    <w:bookmarkStart w:id="170" w:name="ref-fisher1999models"/>
     <w:p>
       <w:pPr>
         <w:pStyle w:val="Bibliography"/>
@@ -13675,7 +13604,7 @@
       <w:r>
         <w:t xml:space="preserve"> </w:t>
       </w:r>
-      <w:hyperlink r:id="rId171">
+      <w:hyperlink r:id="rId169">
         <w:r>
           <w:rPr>
             <w:rStyle w:val="Hyperlink"/>
@@ -13687,8 +13616,8 @@
         <w:t xml:space="preserve">.</w:t>
       </w:r>
     </w:p>
-    <w:bookmarkEnd w:id="172"/>
-    <w:bookmarkStart w:id="174" w:name="ref-floraxImpactsMisspecifiedSpatial1995"/>
+    <w:bookmarkEnd w:id="170"/>
+    <w:bookmarkStart w:id="172" w:name="ref-floraxImpactsMisspecifiedSpatial1995"/>
     <w:p>
       <w:pPr>
         <w:pStyle w:val="Bibliography"/>
@@ -13837,7 +13766,7 @@
       <w:r>
         <w:t xml:space="preserve"> </w:t>
       </w:r>
-      <w:hyperlink r:id="rId173">
+      <w:hyperlink r:id="rId171">
         <w:r>
           <w:rPr>
             <w:rStyle w:val="Hyperlink"/>
@@ -13849,8 +13778,8 @@
         <w:t xml:space="preserve">.</w:t>
       </w:r>
     </w:p>
-    <w:bookmarkEnd w:id="174"/>
-    <w:bookmarkStart w:id="176" w:name="ref-fotheringham1991"/>
+    <w:bookmarkEnd w:id="172"/>
+    <w:bookmarkStart w:id="174" w:name="ref-fotheringham1991"/>
     <w:p>
       <w:pPr>
         <w:pStyle w:val="Bibliography"/>
@@ -13883,7 +13812,7 @@
       <w:r>
         <w:t xml:space="preserve"> </w:t>
       </w:r>
-      <w:hyperlink r:id="rId175">
+      <w:hyperlink r:id="rId173">
         <w:r>
           <w:rPr>
             <w:rStyle w:val="Hyperlink"/>
@@ -13895,8 +13824,8 @@
         <w:t xml:space="preserve">.</w:t>
       </w:r>
     </w:p>
-    <w:bookmarkEnd w:id="176"/>
-    <w:bookmarkStart w:id="178" w:name="ref-geary"/>
+    <w:bookmarkEnd w:id="174"/>
+    <w:bookmarkStart w:id="176" w:name="ref-geary"/>
     <w:p>
       <w:pPr>
         <w:pStyle w:val="Bibliography"/>
@@ -13929,7 +13858,7 @@
       <w:r>
         <w:t xml:space="preserve"> </w:t>
       </w:r>
-      <w:hyperlink r:id="rId177">
+      <w:hyperlink r:id="rId175">
         <w:r>
           <w:rPr>
             <w:rStyle w:val="Hyperlink"/>
@@ -13941,8 +13870,8 @@
         <w:t xml:space="preserve">.</w:t>
       </w:r>
     </w:p>
-    <w:bookmarkEnd w:id="178"/>
-    <w:bookmarkStart w:id="180" w:name="ref-gehlke1934"/>
+    <w:bookmarkEnd w:id="176"/>
+    <w:bookmarkStart w:id="178" w:name="ref-gehlke1934"/>
     <w:p>
       <w:pPr>
         <w:pStyle w:val="Bibliography"/>
@@ -13975,7 +13904,7 @@
       <w:r>
         <w:t xml:space="preserve"> </w:t>
       </w:r>
-      <w:hyperlink r:id="rId179">
+      <w:hyperlink r:id="rId177">
         <w:r>
           <w:rPr>
             <w:rStyle w:val="Hyperlink"/>
@@ -13987,8 +13916,8 @@
         <w:t xml:space="preserve">.</w:t>
       </w:r>
     </w:p>
-    <w:bookmarkEnd w:id="180"/>
-    <w:bookmarkStart w:id="182" w:name="ref-geos"/>
+    <w:bookmarkEnd w:id="178"/>
+    <w:bookmarkStart w:id="180" w:name="ref-geos"/>
     <w:p>
       <w:pPr>
         <w:pStyle w:val="Bibliography"/>
@@ -14026,7 +13955,7 @@
       <w:r>
         <w:t xml:space="preserve"> </w:t>
       </w:r>
-      <w:hyperlink r:id="rId181">
+      <w:hyperlink r:id="rId179">
         <w:r>
           <w:rPr>
             <w:rStyle w:val="Hyperlink"/>
@@ -14038,8 +13967,8 @@
         <w:t xml:space="preserve">.</w:t>
       </w:r>
     </w:p>
-    <w:bookmarkEnd w:id="182"/>
-    <w:bookmarkStart w:id="184" w:name="ref-getis1992"/>
+    <w:bookmarkEnd w:id="180"/>
+    <w:bookmarkStart w:id="182" w:name="ref-getis1992"/>
     <w:p>
       <w:pPr>
         <w:pStyle w:val="Bibliography"/>
@@ -14072,7 +14001,7 @@
       <w:r>
         <w:t xml:space="preserve"> </w:t>
       </w:r>
-      <w:hyperlink r:id="rId183">
+      <w:hyperlink r:id="rId181">
         <w:r>
           <w:rPr>
             <w:rStyle w:val="Hyperlink"/>
@@ -14084,8 +14013,8 @@
         <w:t xml:space="preserve">.</w:t>
       </w:r>
     </w:p>
-    <w:bookmarkEnd w:id="184"/>
-    <w:bookmarkStart w:id="186" w:name="ref-gisgeography_topology"/>
+    <w:bookmarkEnd w:id="182"/>
+    <w:bookmarkStart w:id="184" w:name="ref-gisgeography_topology"/>
     <w:p>
       <w:pPr>
         <w:pStyle w:val="Bibliography"/>
@@ -14102,7 +14031,7 @@
       <w:r>
         <w:t xml:space="preserve"> </w:t>
       </w:r>
-      <w:hyperlink r:id="rId185">
+      <w:hyperlink r:id="rId183">
         <w:r>
           <w:rPr>
             <w:rStyle w:val="Hyperlink"/>
@@ -14114,8 +14043,8 @@
         <w:t xml:space="preserve">.</w:t>
       </w:r>
     </w:p>
-    <w:bookmarkEnd w:id="186"/>
-    <w:bookmarkStart w:id="188" w:name="ref-goodchild1992"/>
+    <w:bookmarkEnd w:id="184"/>
+    <w:bookmarkStart w:id="186" w:name="ref-goodchild1992"/>
     <w:p>
       <w:pPr>
         <w:pStyle w:val="Bibliography"/>
@@ -14148,7 +14077,7 @@
       <w:r>
         <w:t xml:space="preserve"> </w:t>
       </w:r>
-      <w:hyperlink r:id="rId187">
+      <w:hyperlink r:id="rId185">
         <w:r>
           <w:rPr>
             <w:rStyle w:val="Hyperlink"/>
@@ -14160,8 +14089,8 @@
         <w:t xml:space="preserve">.</w:t>
       </w:r>
     </w:p>
-    <w:bookmarkEnd w:id="188"/>
-    <w:bookmarkStart w:id="190" w:name="ref-griffith1998"/>
+    <w:bookmarkEnd w:id="186"/>
+    <w:bookmarkStart w:id="188" w:name="ref-griffith1998"/>
     <w:p>
       <w:pPr>
         <w:pStyle w:val="Bibliography"/>
@@ -14194,7 +14123,7 @@
       <w:r>
         <w:t xml:space="preserve"> </w:t>
       </w:r>
-      <w:hyperlink r:id="rId189">
+      <w:hyperlink r:id="rId187">
         <w:r>
           <w:rPr>
             <w:rStyle w:val="Hyperlink"/>
@@ -14206,8 +14135,8 @@
         <w:t xml:space="preserve">.</w:t>
       </w:r>
     </w:p>
-    <w:bookmarkEnd w:id="190"/>
-    <w:bookmarkStart w:id="192" w:name="ref-guo2008"/>
+    <w:bookmarkEnd w:id="188"/>
+    <w:bookmarkStart w:id="190" w:name="ref-guo2008"/>
     <w:p>
       <w:pPr>
         <w:pStyle w:val="Bibliography"/>
@@ -14240,7 +14169,7 @@
       <w:r>
         <w:t xml:space="preserve"> </w:t>
       </w:r>
-      <w:hyperlink r:id="rId191">
+      <w:hyperlink r:id="rId189">
         <w:r>
           <w:rPr>
             <w:rStyle w:val="Hyperlink"/>
@@ -14252,8 +14181,8 @@
         <w:t xml:space="preserve">.</w:t>
       </w:r>
     </w:p>
-    <w:bookmarkEnd w:id="192"/>
-    <w:bookmarkStart w:id="194" w:name="ref-guo2023"/>
+    <w:bookmarkEnd w:id="190"/>
+    <w:bookmarkStart w:id="192" w:name="ref-guo2023"/>
     <w:p>
       <w:pPr>
         <w:pStyle w:val="Bibliography"/>
@@ -14286,7 +14215,7 @@
       <w:r>
         <w:t xml:space="preserve"> </w:t>
       </w:r>
-      <w:hyperlink r:id="rId193">
+      <w:hyperlink r:id="rId191">
         <w:r>
           <w:rPr>
             <w:rStyle w:val="Hyperlink"/>
@@ -14298,8 +14227,8 @@
         <w:t xml:space="preserve">.</w:t>
       </w:r>
     </w:p>
-    <w:bookmarkEnd w:id="194"/>
-    <w:bookmarkStart w:id="196" w:name="ref-han2009"/>
+    <w:bookmarkEnd w:id="192"/>
+    <w:bookmarkStart w:id="194" w:name="ref-han2009"/>
     <w:p>
       <w:pPr>
         <w:pStyle w:val="Bibliography"/>
@@ -14322,7 +14251,7 @@
       <w:r>
         <w:t xml:space="preserve"> </w:t>
       </w:r>
-      <w:hyperlink r:id="rId195">
+      <w:hyperlink r:id="rId193">
         <w:r>
           <w:rPr>
             <w:rStyle w:val="Hyperlink"/>
@@ -14334,8 +14263,8 @@
         <w:t xml:space="preserve">.</w:t>
       </w:r>
     </w:p>
-    <w:bookmarkEnd w:id="196"/>
-    <w:bookmarkStart w:id="198" w:name="ref-hausdorff1914grundzuge"/>
+    <w:bookmarkEnd w:id="194"/>
+    <w:bookmarkStart w:id="196" w:name="ref-hausdorff1914grundzuge"/>
     <w:p>
       <w:pPr>
         <w:pStyle w:val="Bibliography"/>
@@ -14359,7 +14288,7 @@
       <w:r>
         <w:t xml:space="preserve"> </w:t>
       </w:r>
-      <w:hyperlink r:id="rId197">
+      <w:hyperlink r:id="rId195">
         <w:r>
           <w:rPr>
             <w:rStyle w:val="Hyperlink"/>
@@ -14371,8 +14300,8 @@
         <w:t xml:space="preserve">.</w:t>
       </w:r>
     </w:p>
-    <w:bookmarkEnd w:id="198"/>
-    <w:bookmarkStart w:id="200" w:name="ref-jenelius2012"/>
+    <w:bookmarkEnd w:id="196"/>
+    <w:bookmarkStart w:id="198" w:name="ref-jenelius2012"/>
     <w:p>
       <w:pPr>
         <w:pStyle w:val="Bibliography"/>
@@ -14405,7 +14334,7 @@
       <w:r>
         <w:t xml:space="preserve"> </w:t>
       </w:r>
-      <w:hyperlink r:id="rId199">
+      <w:hyperlink r:id="rId197">
         <w:r>
           <w:rPr>
             <w:rStyle w:val="Hyperlink"/>
@@ -14417,8 +14346,8 @@
         <w:t xml:space="preserve">.</w:t>
       </w:r>
     </w:p>
-    <w:bookmarkEnd w:id="200"/>
-    <w:bookmarkStart w:id="201" w:name="ref-jtsLinearThinkingPolygonal2022"/>
+    <w:bookmarkEnd w:id="198"/>
+    <w:bookmarkStart w:id="199" w:name="ref-jtsLinearThinkingPolygonal2022"/>
     <w:p>
       <w:pPr>
         <w:pStyle w:val="Bibliography"/>
@@ -14479,8 +14408,8 @@
         <w:t xml:space="preserve">.</w:t>
       </w:r>
     </w:p>
-    <w:bookmarkEnd w:id="201"/>
-    <w:bookmarkStart w:id="203" w:name="ref-kelejian1998"/>
+    <w:bookmarkEnd w:id="199"/>
+    <w:bookmarkStart w:id="201" w:name="ref-kelejian1998"/>
     <w:p>
       <w:pPr>
         <w:pStyle w:val="Bibliography"/>
@@ -14513,7 +14442,7 @@
       <w:r>
         <w:t xml:space="preserve"> </w:t>
       </w:r>
-      <w:hyperlink r:id="rId202">
+      <w:hyperlink r:id="rId200">
         <w:r>
           <w:rPr>
             <w:rStyle w:val="Hyperlink"/>
@@ -14525,8 +14454,8 @@
         <w:t xml:space="preserve">.</w:t>
       </w:r>
     </w:p>
-    <w:bookmarkEnd w:id="203"/>
-    <w:bookmarkStart w:id="205" w:name="ref-kyriakidis2004"/>
+    <w:bookmarkEnd w:id="201"/>
+    <w:bookmarkStart w:id="203" w:name="ref-kyriakidis2004"/>
     <w:p>
       <w:pPr>
         <w:pStyle w:val="Bibliography"/>
@@ -14571,7 +14500,7 @@
       <w:r>
         <w:t xml:space="preserve"> </w:t>
       </w:r>
-      <w:hyperlink r:id="rId204">
+      <w:hyperlink r:id="rId202">
         <w:r>
           <w:rPr>
             <w:rStyle w:val="Hyperlink"/>
@@ -14583,8 +14512,8 @@
         <w:t xml:space="preserve">.</w:t>
       </w:r>
     </w:p>
-    <w:bookmarkEnd w:id="205"/>
-    <w:bookmarkStart w:id="207" w:name="ref-kyriakidis2005"/>
+    <w:bookmarkEnd w:id="203"/>
+    <w:bookmarkStart w:id="205" w:name="ref-kyriakidis2005"/>
     <w:p>
       <w:pPr>
         <w:pStyle w:val="Bibliography"/>
@@ -14617,7 +14546,7 @@
       <w:r>
         <w:t xml:space="preserve"> </w:t>
       </w:r>
-      <w:hyperlink r:id="rId206">
+      <w:hyperlink r:id="rId204">
         <w:r>
           <w:rPr>
             <w:rStyle w:val="Hyperlink"/>
@@ -14629,8 +14558,8 @@
         <w:t xml:space="preserve">.</w:t>
       </w:r>
     </w:p>
-    <w:bookmarkEnd w:id="207"/>
-    <w:bookmarkStart w:id="209" w:name="ref-latora2001"/>
+    <w:bookmarkEnd w:id="205"/>
+    <w:bookmarkStart w:id="207" w:name="ref-latora2001"/>
     <w:p>
       <w:pPr>
         <w:pStyle w:val="Bibliography"/>
@@ -14663,7 +14592,7 @@
       <w:r>
         <w:t xml:space="preserve"> </w:t>
       </w:r>
-      <w:hyperlink r:id="rId208">
+      <w:hyperlink r:id="rId206">
         <w:r>
           <w:rPr>
             <w:rStyle w:val="Hyperlink"/>
@@ -14675,8 +14604,8 @@
         <w:t xml:space="preserve">.</w:t>
       </w:r>
     </w:p>
-    <w:bookmarkEnd w:id="209"/>
-    <w:bookmarkStart w:id="211" w:name="ref-latora2005"/>
+    <w:bookmarkEnd w:id="207"/>
+    <w:bookmarkStart w:id="209" w:name="ref-latora2005"/>
     <w:p>
       <w:pPr>
         <w:pStyle w:val="Bibliography"/>
@@ -14709,7 +14638,7 @@
       <w:r>
         <w:t xml:space="preserve"> </w:t>
       </w:r>
-      <w:hyperlink r:id="rId210">
+      <w:hyperlink r:id="rId208">
         <w:r>
           <w:rPr>
             <w:rStyle w:val="Hyperlink"/>
@@ -14721,8 +14650,8 @@
         <w:t xml:space="preserve">.</w:t>
       </w:r>
     </w:p>
-    <w:bookmarkEnd w:id="211"/>
-    <w:bookmarkStart w:id="213" w:name="ref-lee2019"/>
+    <w:bookmarkEnd w:id="209"/>
+    <w:bookmarkStart w:id="211" w:name="ref-lee2019"/>
     <w:p>
       <w:pPr>
         <w:pStyle w:val="Bibliography"/>
@@ -14755,7 +14684,7 @@
       <w:r>
         <w:t xml:space="preserve"> </w:t>
       </w:r>
-      <w:hyperlink r:id="rId212">
+      <w:hyperlink r:id="rId210">
         <w:r>
           <w:rPr>
             <w:rStyle w:val="Hyperlink"/>
@@ -14767,8 +14696,8 @@
         <w:t xml:space="preserve">.</w:t>
       </w:r>
     </w:p>
-    <w:bookmarkEnd w:id="213"/>
-    <w:bookmarkStart w:id="215" w:name="ref-mas2005"/>
+    <w:bookmarkEnd w:id="211"/>
+    <w:bookmarkStart w:id="213" w:name="ref-mas2005"/>
     <w:p>
       <w:pPr>
         <w:pStyle w:val="Bibliography"/>
@@ -14801,7 +14730,7 @@
       <w:r>
         <w:t xml:space="preserve"> </w:t>
       </w:r>
-      <w:hyperlink r:id="rId214">
+      <w:hyperlink r:id="rId212">
         <w:r>
           <w:rPr>
             <w:rStyle w:val="Hyperlink"/>
@@ -14813,8 +14742,8 @@
         <w:t xml:space="preserve">.</w:t>
       </w:r>
     </w:p>
-    <w:bookmarkEnd w:id="215"/>
-    <w:bookmarkStart w:id="217" w:name="ref-mattsson2015"/>
+    <w:bookmarkEnd w:id="213"/>
+    <w:bookmarkStart w:id="215" w:name="ref-mattsson2015"/>
     <w:p>
       <w:pPr>
         <w:pStyle w:val="Bibliography"/>
@@ -14856,7 +14785,7 @@
       <w:r>
         <w:t xml:space="preserve"> </w:t>
       </w:r>
-      <w:hyperlink r:id="rId216">
+      <w:hyperlink r:id="rId214">
         <w:r>
           <w:rPr>
             <w:rStyle w:val="Hyperlink"/>
@@ -14868,8 +14797,8 @@
         <w:t xml:space="preserve">.</w:t>
       </w:r>
     </w:p>
-    <w:bookmarkEnd w:id="217"/>
-    <w:bookmarkStart w:id="219" w:name="ref-metropolis1953"/>
+    <w:bookmarkEnd w:id="215"/>
+    <w:bookmarkStart w:id="217" w:name="ref-metropolis1953"/>
     <w:p>
       <w:pPr>
         <w:pStyle w:val="Bibliography"/>
@@ -14902,7 +14831,7 @@
       <w:r>
         <w:t xml:space="preserve"> </w:t>
       </w:r>
-      <w:hyperlink r:id="rId218">
+      <w:hyperlink r:id="rId216">
         <w:r>
           <w:rPr>
             <w:rStyle w:val="Hyperlink"/>
@@ -14914,8 +14843,8 @@
         <w:t xml:space="preserve">.</w:t>
       </w:r>
     </w:p>
-    <w:bookmarkEnd w:id="219"/>
-    <w:bookmarkStart w:id="221" w:name="ref-moran1950"/>
+    <w:bookmarkEnd w:id="217"/>
+    <w:bookmarkStart w:id="219" w:name="ref-moran1950"/>
     <w:p>
       <w:pPr>
         <w:pStyle w:val="Bibliography"/>
@@ -14948,7 +14877,7 @@
       <w:r>
         <w:t xml:space="preserve"> </w:t>
       </w:r>
-      <w:hyperlink r:id="rId220">
+      <w:hyperlink r:id="rId218">
         <w:r>
           <w:rPr>
             <w:rStyle w:val="Hyperlink"/>
@@ -14960,8 +14889,8 @@
         <w:t xml:space="preserve">.</w:t>
       </w:r>
     </w:p>
-    <w:bookmarkEnd w:id="221"/>
-    <w:bookmarkStart w:id="223" w:name="ref-murakami2015"/>
+    <w:bookmarkEnd w:id="219"/>
+    <w:bookmarkStart w:id="221" w:name="ref-murakami2015"/>
     <w:p>
       <w:pPr>
         <w:pStyle w:val="Bibliography"/>
@@ -14994,7 +14923,7 @@
       <w:r>
         <w:t xml:space="preserve"> </w:t>
       </w:r>
-      <w:hyperlink r:id="rId222">
+      <w:hyperlink r:id="rId220">
         <w:r>
           <w:rPr>
             <w:rStyle w:val="Hyperlink"/>
@@ -15006,8 +14935,8 @@
         <w:t xml:space="preserve">.</w:t>
       </w:r>
     </w:p>
-    <w:bookmarkEnd w:id="223"/>
-    <w:bookmarkStart w:id="225" w:name="ref-openshaw1977"/>
+    <w:bookmarkEnd w:id="221"/>
+    <w:bookmarkStart w:id="223" w:name="ref-openshaw1977"/>
     <w:p>
       <w:pPr>
         <w:pStyle w:val="Bibliography"/>
@@ -15040,7 +14969,7 @@
       <w:r>
         <w:t xml:space="preserve"> </w:t>
       </w:r>
-      <w:hyperlink r:id="rId224">
+      <w:hyperlink r:id="rId222">
         <w:r>
           <w:rPr>
             <w:rStyle w:val="Hyperlink"/>
@@ -15052,8 +14981,8 @@
         <w:t xml:space="preserve">.</w:t>
       </w:r>
     </w:p>
-    <w:bookmarkEnd w:id="225"/>
-    <w:bookmarkStart w:id="227" w:name="ref-openshaw1983"/>
+    <w:bookmarkEnd w:id="223"/>
+    <w:bookmarkStart w:id="225" w:name="ref-openshaw1983"/>
     <w:p>
       <w:pPr>
         <w:pStyle w:val="Bibliography"/>
@@ -15077,7 +15006,7 @@
       <w:r>
         <w:t xml:space="preserve"> </w:t>
       </w:r>
-      <w:hyperlink r:id="rId226">
+      <w:hyperlink r:id="rId224">
         <w:r>
           <w:rPr>
             <w:rStyle w:val="Hyperlink"/>
@@ -15089,8 +15018,8 @@
         <w:t xml:space="preserve">.</w:t>
       </w:r>
     </w:p>
-    <w:bookmarkEnd w:id="227"/>
-    <w:bookmarkStart w:id="229" w:name="ref-openshaw1995"/>
+    <w:bookmarkEnd w:id="225"/>
+    <w:bookmarkStart w:id="227" w:name="ref-openshaw1995"/>
     <w:p>
       <w:pPr>
         <w:pStyle w:val="Bibliography"/>
@@ -15123,7 +15052,7 @@
       <w:r>
         <w:t xml:space="preserve"> </w:t>
       </w:r>
-      <w:hyperlink r:id="rId228">
+      <w:hyperlink r:id="rId226">
         <w:r>
           <w:rPr>
             <w:rStyle w:val="Hyperlink"/>
@@ -15135,8 +15064,8 @@
         <w:t xml:space="preserve">.</w:t>
       </w:r>
     </w:p>
-    <w:bookmarkEnd w:id="229"/>
-    <w:bookmarkStart w:id="231" w:name="ref-papadimitriou_geo-topology_2023"/>
+    <w:bookmarkEnd w:id="227"/>
+    <w:bookmarkStart w:id="229" w:name="ref-papadimitriou_geo-topology_2023"/>
     <w:p>
       <w:pPr>
         <w:pStyle w:val="Bibliography"/>
@@ -15252,7 +15181,7 @@
       <w:r>
         <w:t xml:space="preserve"> </w:t>
       </w:r>
-      <w:hyperlink r:id="rId230">
+      <w:hyperlink r:id="rId228">
         <w:r>
           <w:rPr>
             <w:rStyle w:val="Hyperlink"/>
@@ -15264,8 +15193,8 @@
         <w:t xml:space="preserve">.</w:t>
       </w:r>
     </w:p>
-    <w:bookmarkEnd w:id="231"/>
-    <w:bookmarkStart w:id="232" w:name="ref-perkal1956epsilon"/>
+    <w:bookmarkEnd w:id="229"/>
+    <w:bookmarkStart w:id="230" w:name="ref-perkal1956epsilon"/>
     <w:p>
       <w:pPr>
         <w:pStyle w:val="Bibliography"/>
@@ -15310,8 +15239,8 @@
         <w:t xml:space="preserve">4 (3): 399–403.</w:t>
       </w:r>
     </w:p>
-    <w:bookmarkEnd w:id="232"/>
-    <w:bookmarkStart w:id="234" w:name="ref-pilz2025"/>
+    <w:bookmarkEnd w:id="230"/>
+    <w:bookmarkStart w:id="232" w:name="ref-pilz2025"/>
     <w:p>
       <w:pPr>
         <w:pStyle w:val="Bibliography"/>
@@ -15334,7 +15263,7 @@
       <w:r>
         <w:t xml:space="preserve"> </w:t>
       </w:r>
-      <w:hyperlink r:id="rId233">
+      <w:hyperlink r:id="rId231">
         <w:r>
           <w:rPr>
             <w:rStyle w:val="Hyperlink"/>
@@ -15346,8 +15275,8 @@
         <w:t xml:space="preserve">.</w:t>
       </w:r>
     </w:p>
-    <w:bookmarkEnd w:id="234"/>
-    <w:bookmarkStart w:id="236" w:name="ref-geopanda2026"/>
+    <w:bookmarkEnd w:id="232"/>
+    <w:bookmarkStart w:id="234" w:name="ref-geopanda2026"/>
     <w:p>
       <w:pPr>
         <w:pStyle w:val="Bibliography"/>
@@ -15371,7 +15300,7 @@
       <w:r>
         <w:t xml:space="preserve"> </w:t>
       </w:r>
-      <w:hyperlink r:id="rId235">
+      <w:hyperlink r:id="rId233">
         <w:r>
           <w:rPr>
             <w:rStyle w:val="Hyperlink"/>
@@ -15383,8 +15312,8 @@
         <w:t xml:space="preserve">.</w:t>
       </w:r>
     </w:p>
-    <w:bookmarkEnd w:id="236"/>
-    <w:bookmarkStart w:id="238" w:name="ref-rey2022PySAL"/>
+    <w:bookmarkEnd w:id="234"/>
+    <w:bookmarkStart w:id="236" w:name="ref-rey2022PySAL"/>
     <w:p>
       <w:pPr>
         <w:pStyle w:val="Bibliography"/>
@@ -15441,7 +15370,7 @@
       <w:r>
         <w:t xml:space="preserve"> </w:t>
       </w:r>
-      <w:hyperlink r:id="rId237">
+      <w:hyperlink r:id="rId235">
         <w:r>
           <w:rPr>
             <w:rStyle w:val="Hyperlink"/>
@@ -15453,8 +15382,8 @@
         <w:t xml:space="preserve">.</w:t>
       </w:r>
     </w:p>
-    <w:bookmarkEnd w:id="238"/>
-    <w:bookmarkStart w:id="240" w:name="ref-ripley1981"/>
+    <w:bookmarkEnd w:id="236"/>
+    <w:bookmarkStart w:id="238" w:name="ref-ripley1981"/>
     <w:p>
       <w:pPr>
         <w:pStyle w:val="Bibliography"/>
@@ -15478,7 +15407,7 @@
       <w:r>
         <w:t xml:space="preserve"> </w:t>
       </w:r>
-      <w:hyperlink r:id="rId239">
+      <w:hyperlink r:id="rId237">
         <w:r>
           <w:rPr>
             <w:rStyle w:val="Hyperlink"/>
@@ -15490,8 +15419,8 @@
         <w:t xml:space="preserve">.</w:t>
       </w:r>
     </w:p>
-    <w:bookmarkEnd w:id="240"/>
-    <w:bookmarkStart w:id="242" w:name="ref-servigne2000"/>
+    <w:bookmarkEnd w:id="238"/>
+    <w:bookmarkStart w:id="240" w:name="ref-servigne2000"/>
     <w:p>
       <w:pPr>
         <w:pStyle w:val="Bibliography"/>
@@ -15575,7 +15504,7 @@
       <w:r>
         <w:t xml:space="preserve"> </w:t>
       </w:r>
-      <w:hyperlink r:id="rId241">
+      <w:hyperlink r:id="rId239">
         <w:r>
           <w:rPr>
             <w:rStyle w:val="Hyperlink"/>
@@ -15587,8 +15516,8 @@
         <w:t xml:space="preserve">.</w:t>
       </w:r>
     </w:p>
-    <w:bookmarkEnd w:id="242"/>
-    <w:bookmarkStart w:id="244" w:name="ref-smith2009"/>
+    <w:bookmarkEnd w:id="240"/>
+    <w:bookmarkStart w:id="242" w:name="ref-smith2009"/>
     <w:p>
       <w:pPr>
         <w:pStyle w:val="Bibliography"/>
@@ -15621,7 +15550,7 @@
       <w:r>
         <w:t xml:space="preserve"> </w:t>
       </w:r>
-      <w:hyperlink r:id="rId243">
+      <w:hyperlink r:id="rId241">
         <w:r>
           <w:rPr>
             <w:rStyle w:val="Hyperlink"/>
@@ -15633,8 +15562,8 @@
         <w:t xml:space="preserve">.</w:t>
       </w:r>
     </w:p>
-    <w:bookmarkEnd w:id="244"/>
-    <w:bookmarkStart w:id="246" w:name="ref-spatialeye_topology"/>
+    <w:bookmarkEnd w:id="242"/>
+    <w:bookmarkStart w:id="244" w:name="ref-spatialeye_topology"/>
     <w:p>
       <w:pPr>
         <w:pStyle w:val="Bibliography"/>
@@ -15651,7 +15580,7 @@
       <w:r>
         <w:t xml:space="preserve"> </w:t>
       </w:r>
-      <w:hyperlink r:id="rId245">
+      <w:hyperlink r:id="rId243">
         <w:r>
           <w:rPr>
             <w:rStyle w:val="Hyperlink"/>
@@ -15663,8 +15592,8 @@
         <w:t xml:space="preserve">.</w:t>
       </w:r>
     </w:p>
-    <w:bookmarkEnd w:id="246"/>
-    <w:bookmarkStart w:id="248" w:name="ref-stakhovych2009"/>
+    <w:bookmarkEnd w:id="244"/>
+    <w:bookmarkStart w:id="246" w:name="ref-stakhovych2009"/>
     <w:p>
       <w:pPr>
         <w:pStyle w:val="Bibliography"/>
@@ -15697,7 +15626,7 @@
       <w:r>
         <w:t xml:space="preserve"> </w:t>
       </w:r>
-      <w:hyperlink r:id="rId247">
+      <w:hyperlink r:id="rId245">
         <w:r>
           <w:rPr>
             <w:rStyle w:val="Hyperlink"/>
@@ -15709,8 +15638,8 @@
         <w:t xml:space="preserve">.</w:t>
       </w:r>
     </w:p>
-    <w:bookmarkEnd w:id="248"/>
-    <w:bookmarkStart w:id="250" w:name="ref-stetzer1982"/>
+    <w:bookmarkEnd w:id="246"/>
+    <w:bookmarkStart w:id="248" w:name="ref-stetzer1982"/>
     <w:p>
       <w:pPr>
         <w:pStyle w:val="Bibliography"/>
@@ -15743,7 +15672,7 @@
       <w:r>
         <w:t xml:space="preserve"> </w:t>
       </w:r>
-      <w:hyperlink r:id="rId249">
+      <w:hyperlink r:id="rId247">
         <w:r>
           <w:rPr>
             <w:rStyle w:val="Hyperlink"/>
@@ -15755,8 +15684,8 @@
         <w:t xml:space="preserve">.</w:t>
       </w:r>
     </w:p>
-    <w:bookmarkEnd w:id="250"/>
-    <w:bookmarkStart w:id="252" w:name="ref-tong2010"/>
+    <w:bookmarkEnd w:id="248"/>
+    <w:bookmarkStart w:id="250" w:name="ref-tong2010"/>
     <w:p>
       <w:pPr>
         <w:pStyle w:val="Bibliography"/>
@@ -15789,7 +15718,7 @@
       <w:r>
         <w:t xml:space="preserve"> </w:t>
       </w:r>
-      <w:hyperlink r:id="rId251">
+      <w:hyperlink r:id="rId249">
         <w:r>
           <w:rPr>
             <w:rStyle w:val="Hyperlink"/>
@@ -15801,8 +15730,8 @@
         <w:t xml:space="preserve">.</w:t>
       </w:r>
     </w:p>
-    <w:bookmarkEnd w:id="252"/>
-    <w:bookmarkStart w:id="254" w:name="ref-ubedaTopologicalErrorCorrecting1997a"/>
+    <w:bookmarkEnd w:id="250"/>
+    <w:bookmarkStart w:id="252" w:name="ref-ubedaTopologicalErrorCorrecting1997a"/>
     <w:p>
       <w:pPr>
         <w:pStyle w:val="Bibliography"/>
@@ -15861,7 +15790,7 @@
       <w:r>
         <w:t xml:space="preserve"> </w:t>
       </w:r>
-      <w:hyperlink r:id="rId253">
+      <w:hyperlink r:id="rId251">
         <w:r>
           <w:rPr>
             <w:rStyle w:val="Hyperlink"/>
@@ -15873,8 +15802,8 @@
         <w:t xml:space="preserve">.</w:t>
       </w:r>
     </w:p>
-    <w:bookmarkEnd w:id="254"/>
-    <w:bookmarkStart w:id="256" w:name="ref-waterloo_topology"/>
+    <w:bookmarkEnd w:id="252"/>
+    <w:bookmarkStart w:id="254" w:name="ref-waterloo_topology"/>
     <w:p>
       <w:pPr>
         <w:pStyle w:val="Bibliography"/>
@@ -15894,7 +15823,7 @@
       <w:r>
         <w:t xml:space="preserve"> </w:t>
       </w:r>
-      <w:hyperlink r:id="rId255">
+      <w:hyperlink r:id="rId253">
         <w:r>
           <w:rPr>
             <w:rStyle w:val="Hyperlink"/>
@@ -15906,8 +15835,8 @@
         <w:t xml:space="preserve">.</w:t>
       </w:r>
     </w:p>
-    <w:bookmarkEnd w:id="256"/>
-    <w:bookmarkStart w:id="258" w:name="ref-wang2019"/>
+    <w:bookmarkEnd w:id="254"/>
+    <w:bookmarkStart w:id="256" w:name="ref-wang2019"/>
     <w:p>
       <w:pPr>
         <w:pStyle w:val="Bibliography"/>
@@ -15940,7 +15869,7 @@
       <w:r>
         <w:t xml:space="preserve"> </w:t>
       </w:r>
-      <w:hyperlink r:id="rId257">
+      <w:hyperlink r:id="rId255">
         <w:r>
           <w:rPr>
             <w:rStyle w:val="Hyperlink"/>
@@ -15952,8 +15881,8 @@
         <w:t xml:space="preserve">.</w:t>
       </w:r>
     </w:p>
-    <w:bookmarkEnd w:id="258"/>
-    <w:bookmarkStart w:id="260" w:name="ref-ward1963"/>
+    <w:bookmarkEnd w:id="256"/>
+    <w:bookmarkStart w:id="258" w:name="ref-ward1963"/>
     <w:p>
       <w:pPr>
         <w:pStyle w:val="Bibliography"/>
@@ -15986,7 +15915,7 @@
       <w:r>
         <w:t xml:space="preserve"> </w:t>
       </w:r>
-      <w:hyperlink r:id="rId259">
+      <w:hyperlink r:id="rId257">
         <w:r>
           <w:rPr>
             <w:rStyle w:val="Hyperlink"/>
@@ -15998,8 +15927,8 @@
         <w:t xml:space="preserve">.</w:t>
       </w:r>
     </w:p>
-    <w:bookmarkEnd w:id="260"/>
-    <w:bookmarkStart w:id="262" w:name="ref-weiHarvest2012a"/>
+    <w:bookmarkEnd w:id="258"/>
+    <w:bookmarkStart w:id="260" w:name="ref-weiHarvest2012a"/>
     <w:p>
       <w:pPr>
         <w:pStyle w:val="Bibliography"/>
@@ -16029,7 +15958,7 @@
       <w:r>
         <w:t xml:space="preserve"> </w:t>
       </w:r>
-      <w:hyperlink r:id="rId261">
+      <w:hyperlink r:id="rId259">
         <w:r>
           <w:rPr>
             <w:rStyle w:val="Hyperlink"/>
@@ -16041,8 +15970,8 @@
         <w:t xml:space="preserve">.</w:t>
       </w:r>
     </w:p>
-    <w:bookmarkEnd w:id="262"/>
-    <w:bookmarkStart w:id="264" w:name="ref-wei2012"/>
+    <w:bookmarkEnd w:id="260"/>
+    <w:bookmarkStart w:id="262" w:name="ref-wei2012"/>
     <w:p>
       <w:pPr>
         <w:pStyle w:val="Bibliography"/>
@@ -16075,7 +16004,7 @@
       <w:r>
         <w:t xml:space="preserve"> </w:t>
       </w:r>
-      <w:hyperlink r:id="rId263">
+      <w:hyperlink r:id="rId261">
         <w:r>
           <w:rPr>
             <w:rStyle w:val="Hyperlink"/>
@@ -16087,8 +16016,8 @@
         <w:t xml:space="preserve">.</w:t>
       </w:r>
     </w:p>
-    <w:bookmarkEnd w:id="264"/>
-    <w:bookmarkStart w:id="266" w:name="ref-wei2022"/>
+    <w:bookmarkEnd w:id="262"/>
+    <w:bookmarkStart w:id="264" w:name="ref-wei2022"/>
     <w:p>
       <w:pPr>
         <w:pStyle w:val="Bibliography"/>
@@ -16121,7 +16050,7 @@
       <w:r>
         <w:t xml:space="preserve"> </w:t>
       </w:r>
-      <w:hyperlink r:id="rId265">
+      <w:hyperlink r:id="rId263">
         <w:r>
           <w:rPr>
             <w:rStyle w:val="Hyperlink"/>
@@ -16133,8 +16062,8 @@
         <w:t xml:space="preserve">.</w:t>
       </w:r>
     </w:p>
-    <w:bookmarkEnd w:id="266"/>
-    <w:bookmarkStart w:id="268" w:name="ref-zhang2019"/>
+    <w:bookmarkEnd w:id="264"/>
+    <w:bookmarkStart w:id="266" w:name="ref-zhang2019"/>
     <w:p>
       <w:pPr>
         <w:pStyle w:val="Bibliography"/>
@@ -16167,7 +16096,7 @@
       <w:r>
         <w:t xml:space="preserve"> </w:t>
       </w:r>
-      <w:hyperlink r:id="rId267">
+      <w:hyperlink r:id="rId265">
         <w:r>
           <w:rPr>
             <w:rStyle w:val="Hyperlink"/>
@@ -16179,8 +16108,8 @@
         <w:t xml:space="preserve">.</w:t>
       </w:r>
     </w:p>
-    <w:bookmarkEnd w:id="268"/>
-    <w:bookmarkStart w:id="270" w:name="ref-zhang2015"/>
+    <w:bookmarkEnd w:id="266"/>
+    <w:bookmarkStart w:id="268" w:name="ref-zhang2015"/>
     <w:p>
       <w:pPr>
         <w:pStyle w:val="Bibliography"/>
@@ -16213,7 +16142,7 @@
       <w:r>
         <w:t xml:space="preserve"> </w:t>
       </w:r>
-      <w:hyperlink r:id="rId269">
+      <w:hyperlink r:id="rId267">
         <w:r>
           <w:rPr>
             <w:rStyle w:val="Hyperlink"/>
@@ -16225,9 +16154,9 @@
         <w:t xml:space="preserve">.</w:t>
       </w:r>
     </w:p>
+    <w:bookmarkEnd w:id="268"/>
+    <w:bookmarkEnd w:id="269"/>
     <w:bookmarkEnd w:id="270"/>
-    <w:bookmarkEnd w:id="271"/>
-    <w:bookmarkEnd w:id="272"/>
     <w:sectPr>
       <w:footnotePr>
         <w:numRestart w:val="eachSect"/>
